--- a/storage/document_templates/APPLICATION_LOAN_AGREEMENT_20260717053301.docx
+++ b/storage/document_templates/APPLICATION_LOAN_AGREEMENT_20260717053301.docx
@@ -399,24 +399,6 @@
     </w:p>
     <w:p>
       <w:pPr>
-        <w:ind w:right="-432"/>
-        <w:rPr>
-          <w:rFonts w:ascii="Arial" w:hAnsi="Arial" w:cs="Arial"/>
-          <w:sz w:val="16"/>
-          <w:szCs w:val="16"/>
-        </w:rPr>
-      </w:pPr>
-      <w:r>
-        <w:rPr>
-          <w:rFonts w:ascii="Arial" w:hAnsi="Arial" w:cs="Arial"/>
-          <w:sz w:val="16"/>
-          <w:szCs w:val="16"/>
-        </w:rPr>
-        <w:t>Entered into between:</w:t>
-      </w:r>
-    </w:p>
-    <w:p>
-      <w:pPr>
         <w:pStyle w:val="Heading1"/>
         <w:ind w:right="-432"/>
         <w:jc w:val="left"/>
@@ -426,37 +408,22 @@
           <w:szCs w:val="16"/>
         </w:rPr>
       </w:pPr>
-    </w:p>
-    <w:p>
-      <w:pPr>
-        <w:pStyle w:val="Heading1"/>
-        <w:ind w:right="-432"/>
-        <w:jc w:val="left"/>
+      <w:r>
         <w:rPr>
           <w:rFonts w:cs="Arial"/>
           <w:sz w:val="16"/>
           <w:szCs w:val="16"/>
         </w:rPr>
-      </w:pPr>
-    </w:p>
-    <w:p>
-      <w:pPr>
-        <w:pStyle w:val="Heading1"/>
-        <w:ind w:right="-432"/>
-        <w:jc w:val="left"/>
+        <w:t>Entered into between:</w:t>
+      </w:r>
+      <w:r>
         <w:rPr>
           <w:rFonts w:cs="Arial"/>
-          <w:sz w:val="16"/>
-          <w:szCs w:val="16"/>
-        </w:rPr>
-      </w:pPr>
-      <w:r>
-        <w:rPr>
-          <w:rFonts w:cs="Arial"/>
-          <w:sz w:val="16"/>
-          <w:szCs w:val="16"/>
-        </w:rPr>
-        <w:t>_________________________</w:t>
+          <w:b w:val="0"/>
+          <w:sz w:val="16"/>
+          <w:szCs w:val="16"/>
+        </w:rPr>
+        <w:t xml:space="preserve"> ${lender_name} </w:t>
       </w:r>
       <w:r>
         <w:rPr>
@@ -629,7 +596,7 @@
           <w:sz w:val="16"/>
           <w:szCs w:val="16"/>
         </w:rPr>
-        <w:t>______________________________</w:t>
+        <w:t xml:space="preserve">${email_address} </w:t>
       </w:r>
     </w:p>
     <w:p>
@@ -667,15 +634,15 @@
           <w:sz w:val="16"/>
           <w:szCs w:val="16"/>
         </w:rPr>
-        <w:t>Residential address: __________________________________________________________________________</w:t>
-      </w:r>
-      <w:r>
-        <w:rPr>
-          <w:rFonts w:ascii="Arial" w:hAnsi="Arial" w:cs="Arial"/>
-          <w:sz w:val="16"/>
-          <w:szCs w:val="16"/>
-        </w:rPr>
-        <w:t>__</w:t>
+        <w:t xml:space="preserve">Residential address: </w:t>
+      </w:r>
+      <w:r>
+        <w:rPr>
+          <w:rFonts w:ascii="Arial" w:hAnsi="Arial" w:cs="Arial"/>
+          <w:sz w:val="16"/>
+          <w:szCs w:val="16"/>
+        </w:rPr>
+        <w:t xml:space="preserve">${residential_address} </w:t>
       </w:r>
     </w:p>
     <w:p>
@@ -714,15 +681,15 @@
           <w:szCs w:val="16"/>
         </w:rPr>
         <w:tab/>
-        <w:t>I.D./Passport No: _____________________________________</w:t>
-      </w:r>
-      <w:r>
-        <w:rPr>
-          <w:rFonts w:ascii="Arial" w:hAnsi="Arial" w:cs="Arial"/>
-          <w:sz w:val="16"/>
-          <w:szCs w:val="16"/>
-        </w:rPr>
-        <w:t>_</w:t>
+        <w:t xml:space="preserve">I.D./Passport No: </w:t>
+      </w:r>
+      <w:r>
+        <w:rPr>
+          <w:rFonts w:ascii="Arial" w:hAnsi="Arial" w:cs="Arial"/>
+          <w:sz w:val="16"/>
+          <w:szCs w:val="16"/>
+        </w:rPr>
+        <w:t xml:space="preserve">${id_number} </w:t>
       </w:r>
     </w:p>
     <w:p>
@@ -815,23 +782,23 @@
           <w:sz w:val="16"/>
           <w:szCs w:val="16"/>
         </w:rPr>
-        <w:t>Employer Name: _____</w:t>
-      </w:r>
-      <w:r>
-        <w:rPr>
-          <w:rFonts w:ascii="Arial" w:hAnsi="Arial" w:cs="Arial"/>
-          <w:sz w:val="16"/>
-          <w:szCs w:val="16"/>
-        </w:rPr>
-        <w:t>______________________________</w:t>
-      </w:r>
-      <w:r>
-        <w:rPr>
-          <w:rFonts w:ascii="Arial" w:hAnsi="Arial" w:cs="Arial"/>
-          <w:sz w:val="16"/>
-          <w:szCs w:val="16"/>
-        </w:rPr>
-        <w:t>_ Employer</w:t>
+        <w:t xml:space="preserve">Employer Name: </w:t>
+      </w:r>
+      <w:r>
+        <w:rPr>
+          <w:rFonts w:ascii="Arial" w:hAnsi="Arial" w:cs="Arial"/>
+          <w:sz w:val="16"/>
+          <w:szCs w:val="16"/>
+        </w:rPr>
+        <w:t xml:space="preserve">${employer_name} </w:t>
+      </w:r>
+      <w:r>
+        <w:rPr>
+          <w:rFonts w:ascii="Arial" w:hAnsi="Arial" w:cs="Arial"/>
+          <w:sz w:val="16"/>
+          <w:szCs w:val="16"/>
+        </w:rPr>
+        <w:t xml:space="preserve"> Employer</w:t>
       </w:r>
       <w:r>
         <w:rPr>
@@ -885,7 +852,15 @@
           <w:sz w:val="16"/>
           <w:szCs w:val="16"/>
         </w:rPr>
-        <w:t>Payslip/Employee No: __________________</w:t>
+        <w:t xml:space="preserve">Payslip/Employee No: </w:t>
+      </w:r>
+      <w:r>
+        <w:rPr>
+          <w:rFonts w:ascii="Arial" w:hAnsi="Arial" w:cs="Arial"/>
+          <w:sz w:val="16"/>
+          <w:szCs w:val="16"/>
+        </w:rPr>
+        <w:t xml:space="preserve">${employee_no} </w:t>
       </w:r>
     </w:p>
     <w:p>
@@ -915,7 +890,15 @@
           <w:sz w:val="16"/>
           <w:szCs w:val="16"/>
         </w:rPr>
-        <w:t>Bank: __________________________________</w:t>
+        <w:t xml:space="preserve">Bank: </w:t>
+      </w:r>
+      <w:r>
+        <w:rPr>
+          <w:rFonts w:ascii="Arial" w:hAnsi="Arial" w:cs="Arial"/>
+          <w:sz w:val="16"/>
+          <w:szCs w:val="16"/>
+        </w:rPr>
+        <w:t xml:space="preserve">${bank_name} </w:t>
       </w:r>
       <w:r>
         <w:rPr>
@@ -940,7 +923,15 @@
           <w:szCs w:val="16"/>
         </w:rPr>
         <w:tab/>
-        <w:t>Branch: _____________________________</w:t>
+        <w:t xml:space="preserve">Branch: </w:t>
+      </w:r>
+      <w:r>
+        <w:rPr>
+          <w:rFonts w:ascii="Arial" w:hAnsi="Arial" w:cs="Arial"/>
+          <w:sz w:val="16"/>
+          <w:szCs w:val="16"/>
+        </w:rPr>
+        <w:t xml:space="preserve">${bank_branch} </w:t>
       </w:r>
     </w:p>
     <w:p>
@@ -970,7 +961,15 @@
           <w:sz w:val="16"/>
           <w:szCs w:val="16"/>
         </w:rPr>
-        <w:t>Bank Account No: ___________________________________</w:t>
+        <w:t xml:space="preserve">Bank Account No: </w:t>
+      </w:r>
+      <w:r>
+        <w:rPr>
+          <w:rFonts w:ascii="Arial" w:hAnsi="Arial" w:cs="Arial"/>
+          <w:sz w:val="16"/>
+          <w:szCs w:val="16"/>
+        </w:rPr>
+        <w:t xml:space="preserve">${bank_account_no} </w:t>
       </w:r>
       <w:r>
         <w:rPr>
@@ -8023,7 +8022,7 @@
         <w:rStyle w:val="PageNumber"/>
         <w:noProof/>
       </w:rPr>
-      <w:t>2</w:t>
+      <w:t>3</w:t>
     </w:r>
     <w:r>
       <w:rPr>
@@ -11473,6 +11472,50 @@
     <w:lsdException w:name="Subtitle" w:qFormat="1"/>
     <w:lsdException w:name="Strong" w:qFormat="1"/>
     <w:lsdException w:name="Emphasis" w:qFormat="1"/>
+    <w:lsdException w:name="Normal Table" w:semiHidden="1" w:unhideWhenUsed="1"/>
+    <w:lsdException w:name="Table Simple 1" w:semiHidden="1" w:unhideWhenUsed="1"/>
+    <w:lsdException w:name="Table Simple 2" w:semiHidden="1" w:unhideWhenUsed="1"/>
+    <w:lsdException w:name="Table Simple 3" w:semiHidden="1" w:unhideWhenUsed="1"/>
+    <w:lsdException w:name="Table Classic 1" w:semiHidden="1" w:unhideWhenUsed="1"/>
+    <w:lsdException w:name="Table Classic 2" w:semiHidden="1" w:unhideWhenUsed="1"/>
+    <w:lsdException w:name="Table Classic 3" w:semiHidden="1" w:unhideWhenUsed="1"/>
+    <w:lsdException w:name="Table Classic 4" w:semiHidden="1" w:unhideWhenUsed="1"/>
+    <w:lsdException w:name="Table Colorful 1" w:semiHidden="1" w:unhideWhenUsed="1"/>
+    <w:lsdException w:name="Table Colorful 2" w:semiHidden="1" w:unhideWhenUsed="1"/>
+    <w:lsdException w:name="Table Colorful 3" w:semiHidden="1" w:unhideWhenUsed="1"/>
+    <w:lsdException w:name="Table Columns 1" w:semiHidden="1" w:unhideWhenUsed="1"/>
+    <w:lsdException w:name="Table Columns 2" w:semiHidden="1" w:unhideWhenUsed="1"/>
+    <w:lsdException w:name="Table Columns 3" w:semiHidden="1" w:unhideWhenUsed="1"/>
+    <w:lsdException w:name="Table Columns 4" w:semiHidden="1" w:unhideWhenUsed="1"/>
+    <w:lsdException w:name="Table Columns 5" w:semiHidden="1" w:unhideWhenUsed="1"/>
+    <w:lsdException w:name="Table Grid 1" w:semiHidden="1" w:unhideWhenUsed="1"/>
+    <w:lsdException w:name="Table Grid 2" w:semiHidden="1" w:unhideWhenUsed="1"/>
+    <w:lsdException w:name="Table Grid 3" w:semiHidden="1" w:unhideWhenUsed="1"/>
+    <w:lsdException w:name="Table Grid 4" w:semiHidden="1" w:unhideWhenUsed="1"/>
+    <w:lsdException w:name="Table Grid 5" w:semiHidden="1" w:unhideWhenUsed="1"/>
+    <w:lsdException w:name="Table Grid 6" w:semiHidden="1" w:unhideWhenUsed="1"/>
+    <w:lsdException w:name="Table Grid 7" w:semiHidden="1" w:unhideWhenUsed="1"/>
+    <w:lsdException w:name="Table Grid 8" w:semiHidden="1" w:unhideWhenUsed="1"/>
+    <w:lsdException w:name="Table List 1" w:semiHidden="1" w:unhideWhenUsed="1"/>
+    <w:lsdException w:name="Table List 2" w:semiHidden="1" w:unhideWhenUsed="1"/>
+    <w:lsdException w:name="Table List 3" w:semiHidden="1" w:unhideWhenUsed="1"/>
+    <w:lsdException w:name="Table List 4" w:semiHidden="1" w:unhideWhenUsed="1"/>
+    <w:lsdException w:name="Table List 5" w:semiHidden="1" w:unhideWhenUsed="1"/>
+    <w:lsdException w:name="Table List 6" w:semiHidden="1" w:unhideWhenUsed="1"/>
+    <w:lsdException w:name="Table List 7" w:semiHidden="1" w:unhideWhenUsed="1"/>
+    <w:lsdException w:name="Table List 8" w:semiHidden="1" w:unhideWhenUsed="1"/>
+    <w:lsdException w:name="Table 3D effects 1" w:semiHidden="1" w:unhideWhenUsed="1"/>
+    <w:lsdException w:name="Table 3D effects 2" w:semiHidden="1" w:unhideWhenUsed="1"/>
+    <w:lsdException w:name="Table 3D effects 3" w:semiHidden="1" w:unhideWhenUsed="1"/>
+    <w:lsdException w:name="Table Contemporary" w:semiHidden="1" w:unhideWhenUsed="1"/>
+    <w:lsdException w:name="Table Elegant" w:semiHidden="1" w:unhideWhenUsed="1"/>
+    <w:lsdException w:name="Table Professional" w:semiHidden="1" w:unhideWhenUsed="1"/>
+    <w:lsdException w:name="Table Subtle 1" w:semiHidden="1" w:unhideWhenUsed="1"/>
+    <w:lsdException w:name="Table Subtle 2" w:semiHidden="1" w:unhideWhenUsed="1"/>
+    <w:lsdException w:name="Table Web 1" w:semiHidden="1" w:unhideWhenUsed="1"/>
+    <w:lsdException w:name="Table Web 2" w:semiHidden="1" w:unhideWhenUsed="1"/>
+    <w:lsdException w:name="Table Web 3" w:semiHidden="1" w:unhideWhenUsed="1"/>
+    <w:lsdException w:name="Table Theme" w:semiHidden="1" w:unhideWhenUsed="1"/>
     <w:lsdException w:name="Placeholder Text" w:semiHidden="1" w:uiPriority="99"/>
     <w:lsdException w:name="No Spacing" w:uiPriority="1" w:qFormat="1"/>
     <w:lsdException w:name="Light Shading" w:uiPriority="60"/>
@@ -11714,11 +11757,15 @@
   </w:style>
   <w:style w:type="character" w:default="1" w:styleId="DefaultParagraphFont">
     <w:name w:val="Default Paragraph Font"/>
+    <w:uiPriority w:val="1"/>
     <w:semiHidden/>
+    <w:unhideWhenUsed/>
   </w:style>
   <w:style w:type="table" w:default="1" w:styleId="TableNormal">
     <w:name w:val="Normal Table"/>
+    <w:uiPriority w:val="99"/>
     <w:semiHidden/>
+    <w:unhideWhenUsed/>
     <w:tblPr>
       <w:tblInd w:w="0" w:type="dxa"/>
       <w:tblCellMar>
@@ -11731,7 +11778,9 @@
   </w:style>
   <w:style w:type="numbering" w:default="1" w:styleId="NoList">
     <w:name w:val="No List"/>
+    <w:uiPriority w:val="99"/>
     <w:semiHidden/>
+    <w:unhideWhenUsed/>
   </w:style>
   <w:style w:type="paragraph" w:styleId="Title">
     <w:name w:val="Title"/>
@@ -12206,7 +12255,7 @@
 </file>
 
 <file path=customXml/itemProps1.xml><?xml version="1.0" encoding="utf-8"?>
-<ds:datastoreItem xmlns:ds="http://schemas.openxmlformats.org/officeDocument/2006/customXml" ds:itemID="{50619638-AC3A-43FD-A86C-F63D856398EB}">
+<ds:datastoreItem xmlns:ds="http://schemas.openxmlformats.org/officeDocument/2006/customXml" ds:itemID="{E9F7EB7F-7023-44EA-9671-9ADE71EBEE6D}">
   <ds:schemaRefs>
     <ds:schemaRef ds:uri="http://schemas.openxmlformats.org/officeDocument/2006/bibliography"/>
   </ds:schemaRefs>
